--- a/powerapps/transmission-TI/DEMANDE-TI-DEPLOIEMENT-9-NOVEMBRE.docx
+++ b/powerapps/transmission-TI/DEMANDE-TI-DEPLOIEMENT-9-NOVEMBRE.docx
@@ -679,7 +679,7 @@
         <w:t xml:space="preserve"> </w:t>
       </w:r>
       <w:r>
-        <w:t xml:space="preserve">(version 1.0.0.2).</w:t>
+        <w:t xml:space="preserve">(version 1.0.0.3).</w:t>
       </w:r>
     </w:p>
     <w:p>
@@ -1726,19 +1726,19 @@
                 <w:bCs/>
                 <w:b/>
               </w:rPr>
-              <w:t xml:space="preserve">Jeu. 29 oct.</w:t>
-            </w:r>
-          </w:p>
-        </w:tc>
-        <w:tc>
-          <w:tcPr/>
-          <w:p>
-            <w:pPr>
-              <w:pStyle w:val="Compact"/>
-              <w:jc w:val="left"/>
-            </w:pPr>
-            <w:r>
-              <w:t xml:space="preserve">Correction finale dans le bac à sable ; export de la solution 1.0.0.2</w:t>
+              <w:t xml:space="preserve">29 et 30 oct.</w:t>
+            </w:r>
+          </w:p>
+        </w:tc>
+        <w:tc>
+          <w:tcPr/>
+          <w:p>
+            <w:pPr>
+              <w:pStyle w:val="Compact"/>
+              <w:jc w:val="left"/>
+            </w:pPr>
+            <w:r>
+              <w:t xml:space="preserve">Corrections finales dans le bac à sable (type de rencontre, échelle à 4 niveaux) ; export de la solution 1.0.0.3</w:t>
             </w:r>
           </w:p>
         </w:tc>
@@ -2817,7 +2817,7 @@
               <w:jc w:val="left"/>
             </w:pPr>
             <w:r>
-              <w:t xml:space="preserve">Solution-ApplicationAppreciation_1_0_0_2_managed.zip</w:t>
+              <w:t xml:space="preserve">Solution-ApplicationAppreciation_1_0_0_3_managed.zip</w:t>
             </w:r>
           </w:p>
         </w:tc>

--- a/powerapps/transmission-TI/DEMANDE-TI-DEPLOIEMENT-9-NOVEMBRE.docx
+++ b/powerapps/transmission-TI/DEMANDE-TI-DEPLOIEMENT-9-NOVEMBRE.docx
@@ -679,7 +679,7 @@
         <w:t xml:space="preserve"> </w:t>
       </w:r>
       <w:r>
-        <w:t xml:space="preserve">(version 1.0.0.3).</w:t>
+        <w:t xml:space="preserve">(version 1.0.0.4).</w:t>
       </w:r>
     </w:p>
     <w:p>
@@ -1738,7 +1738,7 @@
               <w:jc w:val="left"/>
             </w:pPr>
             <w:r>
-              <w:t xml:space="preserve">Corrections finales dans le bac à sable (type de rencontre, échelle à 4 niveaux) ; export de la solution 1.0.0.3</w:t>
+              <w:t xml:space="preserve">Corrections finales dans le bac à sable (type de rencontre, échelle à 4 niveaux) ; export de la solution 1.0.0.4</w:t>
             </w:r>
           </w:p>
         </w:tc>
@@ -2817,7 +2817,7 @@
               <w:jc w:val="left"/>
             </w:pPr>
             <w:r>
-              <w:t xml:space="preserve">Solution-ApplicationAppreciation_1_0_0_3_managed.zip</w:t>
+              <w:t xml:space="preserve">Solution-ApplicationAppreciation_1_0_0_4_managed.zip</w:t>
             </w:r>
           </w:p>
         </w:tc>
